--- a/6-过程管理/运行记录类文件/060211-连续性管理报告（截止2026年4月）.docx
+++ b/6-过程管理/运行记录类文件/060211-连续性管理报告（截止2026年4月）.docx
@@ -394,9 +394,19 @@
             <w:r>
               <w:rPr>
                 <w:rFonts w:hint="eastAsia"/>
+                <w:vertAlign w:val="baseline"/>
+                <w:lang w:val="en-US" w:eastAsia="zh-CN"/>
+              </w:rPr>
+              <w:t>审核</w:t>
+            </w:r>
+            <w:bookmarkStart w:id="10" w:name="_GoBack"/>
+            <w:bookmarkEnd w:id="10"/>
+            <w:r>
+              <w:rPr>
+                <w:rFonts w:hint="eastAsia"/>
                 <w:lang w:eastAsia="zh-CN"/>
               </w:rPr>
-              <w:t>编制时间</w:t>
+              <w:t>时间</w:t>
             </w:r>
             <w:r>
               <w:rPr>
@@ -3198,12 +3208,7 @@
         <w:ind w:firstLineChars="0"/>
       </w:pPr>
       <w:r>
-        <w:t>将所有BCP相关文档同步至云端</w:t>
-      </w:r>
-      <w:bookmarkStart w:id="10" w:name="_GoBack"/>
-      <w:bookmarkEnd w:id="10"/>
-      <w:r>
-        <w:t>，确保在任何地方均可访问。</w:t>
+        <w:t>将所有BCP相关文档同步至云端，确保在任何地方均可访问。</w:t>
       </w:r>
     </w:p>
     <w:p>
@@ -3577,7 +3582,7 @@
     <w:lsdException w:qFormat="1" w:unhideWhenUsed="0" w:uiPriority="0" w:semiHidden="0" w:name="Title"/>
     <w:lsdException w:unhideWhenUsed="0" w:uiPriority="0" w:semiHidden="0" w:name="Closing"/>
     <w:lsdException w:unhideWhenUsed="0" w:uiPriority="0" w:semiHidden="0" w:name="Signature"/>
-    <w:lsdException w:uiPriority="1" w:name="Default Paragraph Font"/>
+    <w:lsdException w:qFormat="1" w:uiPriority="1" w:name="Default Paragraph Font"/>
     <w:lsdException w:qFormat="1" w:unhideWhenUsed="0" w:uiPriority="0" w:name="Body Text"/>
     <w:lsdException w:unhideWhenUsed="0" w:uiPriority="0" w:semiHidden="0" w:name="Body Text Indent"/>
     <w:lsdException w:unhideWhenUsed="0" w:uiPriority="0" w:semiHidden="0" w:name="List Continue"/>
@@ -3615,7 +3620,7 @@
     <w:lsdException w:unhideWhenUsed="0" w:uiPriority="0" w:semiHidden="0" w:name="HTML Sample"/>
     <w:lsdException w:unhideWhenUsed="0" w:uiPriority="0" w:semiHidden="0" w:name="HTML Typewriter"/>
     <w:lsdException w:unhideWhenUsed="0" w:uiPriority="0" w:semiHidden="0" w:name="HTML Variable"/>
-    <w:lsdException w:uiPriority="99" w:name="Normal Table"/>
+    <w:lsdException w:qFormat="1" w:uiPriority="99" w:name="Normal Table"/>
     <w:lsdException w:unhideWhenUsed="0" w:uiPriority="0" w:semiHidden="0" w:name="annotation subject"/>
     <w:lsdException w:uiPriority="0" w:name="Table Simple 1"/>
     <w:lsdException w:uiPriority="0" w:name="Table Simple 2"/>
@@ -3993,12 +3998,14 @@
     <w:name w:val="Default Paragraph Font"/>
     <w:semiHidden/>
     <w:unhideWhenUsed/>
+    <w:qFormat/>
     <w:uiPriority w:val="1"/>
   </w:style>
   <w:style w:type="table" w:default="1" w:styleId="20">
     <w:name w:val="Normal Table"/>
     <w:semiHidden/>
     <w:unhideWhenUsed/>
+    <w:qFormat/>
     <w:uiPriority w:val="99"/>
     <w:tblPr>
       <w:tblCellMar>
